--- a/Documentatie/Manage&Control/StakeholdersAnalyse.docx
+++ b/Documentatie/Manage&Control/StakeholdersAnalyse.docx
@@ -800,29 +800,8 @@
     </w:p>
     <w:p>
       <w:r>
-        <w:t xml:space="preserve">Ons project is de </w:t>
+        <w:t>Ons project is de Self Driving Challenge – gesloten categorie. Dit houdt in dat wij van het RDW een al werkende kart krijgen met 3 al gemonteerde camera’s, een LiDAR</w:t>
       </w:r>
-      <w:proofErr w:type="spellStart"/>
-      <w:r>
-        <w:t>Self</w:t>
-      </w:r>
-      <w:proofErr w:type="spellEnd"/>
-      <w:r>
-        <w:t xml:space="preserve"> </w:t>
-      </w:r>
-      <w:proofErr w:type="spellStart"/>
-      <w:r>
-        <w:t>Driving</w:t>
-      </w:r>
-      <w:proofErr w:type="spellEnd"/>
-      <w:r>
-        <w:t xml:space="preserve"> Challenge – gesloten categorie. Dit houdt in dat wij van het RDW een al werkende kart krijgen met 3 al gemonteerde camera’s, een </w:t>
-      </w:r>
-      <w:proofErr w:type="spellStart"/>
-      <w:r>
-        <w:t>LiDAR</w:t>
-      </w:r>
-      <w:proofErr w:type="spellEnd"/>
       <w:r>
         <w:t xml:space="preserve"> sensor, een NUC, test programma’s en een CAN-bus waarmee de kart bestuurt kan worden. Het doel van dit project is om de kart autonoom de baan te laten afleggen aan de hand van het door ons geschreven programma. Op deze baan zal de kart meerdere situatie tegen komen waar hij volgens de verkeersregels een situatie moet overwinnen. Een paar voorbeelden hiervan zijn; het stoppen voor een stopbord; het herkennen en volgen van een verkeerslicht; het herkennen van, en stoppen bij een zebrapad met voetganger; het inhalen van een stilstaande auto.</w:t>
       </w:r>
@@ -854,23 +833,7 @@
         <w:t xml:space="preserve">De RDW </w:t>
       </w:r>
       <w:r>
-        <w:t xml:space="preserve">organiseert de </w:t>
-      </w:r>
-      <w:proofErr w:type="spellStart"/>
-      <w:r>
-        <w:t>Self</w:t>
-      </w:r>
-      <w:proofErr w:type="spellEnd"/>
-      <w:r>
-        <w:t xml:space="preserve"> </w:t>
-      </w:r>
-      <w:proofErr w:type="spellStart"/>
-      <w:r>
-        <w:t>Driving</w:t>
-      </w:r>
-      <w:proofErr w:type="spellEnd"/>
-      <w:r>
-        <w:t xml:space="preserve"> Challenge en voorziene ons met de benodigde onderdelen. Hieronder vallen de kart, een NUC en de test sensoren. Ook regelen zij testdagen met SDC teamleden aanwezig voor vragen en de finale waar onze resultaten beoordeeld zullen worden door het SDC team. </w:t>
+        <w:t xml:space="preserve">organiseert de Self Driving Challenge en voorziene ons met de benodigde onderdelen. Hieronder vallen de kart, een NUC en de test sensoren. Ook regelen zij testdagen met SDC teamleden aanwezig voor vragen en de finale waar onze resultaten beoordeeld zullen worden door het SDC team. </w:t>
       </w:r>
       <w:r>
         <w:t>Het</w:t>
@@ -885,15 +848,7 @@
         <w:t xml:space="preserve">wij </w:t>
       </w:r>
       <w:r>
-        <w:t xml:space="preserve">onze </w:t>
-      </w:r>
-      <w:proofErr w:type="spellStart"/>
-      <w:r>
-        <w:t>opleverset</w:t>
-      </w:r>
-      <w:proofErr w:type="spellEnd"/>
-      <w:r>
-        <w:t xml:space="preserve">  zullen overhandigen, zodat zij weer verder kunnen met hun onderzoek over autonoom rijden.</w:t>
+        <w:t>onze opleverset  zullen overhandigen, zodat zij weer verder kunnen met hun onderzoek over autonoom rijden.</w:t>
       </w:r>
     </w:p>
     <w:p>
@@ -907,7 +862,11 @@
         <w:t>Verheij</w:t>
       </w:r>
     </w:p>
-    <w:p/>
+    <w:p>
+      <w:r>
+        <w:t>Nanne Verheij is de persoon die over het budget gaat.</w:t>
+      </w:r>
+    </w:p>
     <w:p>
       <w:pPr>
         <w:pStyle w:val="Heading2"/>
@@ -918,15 +877,7 @@
     </w:p>
     <w:p>
       <w:r>
-        <w:t xml:space="preserve">De hogeschool Rotterdam is het instituut die wij vertegenwoordigen tijdens dit project. Mr. W.B. Volders en Mevr. S.M. </w:t>
-      </w:r>
-      <w:proofErr w:type="spellStart"/>
-      <w:r>
-        <w:t>Hekkelman</w:t>
-      </w:r>
-      <w:proofErr w:type="spellEnd"/>
-      <w:r>
-        <w:t xml:space="preserve"> zijn de docenten die bij dit project van belang zijn. Zijn worden tijdens de sprint presentaties op de hoogte gehouden waar wij mee bezig zijn geweest en waar wij aan verder gaan. </w:t>
+        <w:t xml:space="preserve">De hogeschool Rotterdam is het instituut die wij vertegenwoordigen tijdens dit project. Mr. W.B. Volders en Mevr. S.M. Hekkelman zijn de docenten die bij dit project van belang zijn. Zijn worden tijdens de sprint presentaties op de hoogte gehouden waar wij mee bezig zijn geweest en waar wij aan verder gaan. </w:t>
       </w:r>
       <w:r>
         <w:br w:type="page"/>
